--- a/propuesta-calidad/Informe_Revision_Quejas_Reclamos_ETIMET_Octubre_2026.docx
+++ b/propuesta-calidad/Informe_Revision_Quejas_Reclamos_ETIMET_Octubre_2026.docx
@@ -2018,7 +2018,7 @@
                 <w:sz w:val="17"/>
                 <w:szCs w:val="17"/>
               </w:rPr>
-              <w:t xml:space="preserve">Solución al cliente y costo del reclamo</w:t>
+              <w:t xml:space="preserve">Solución al cliente</w:t>
             </w:r>
           </w:p>
         </w:tc>
@@ -2041,7 +2041,7 @@
                 <w:sz w:val="17"/>
                 <w:szCs w:val="17"/>
               </w:rPr>
-              <w:t xml:space="preserve">Conocer el costo de la no calidad.</w:t>
+              <w:t xml:space="preserve">Dejar registrada la solución dada al cliente.</w:t>
             </w:r>
           </w:p>
         </w:tc>
@@ -2612,7 +2612,7 @@
                 <w:sz w:val="17"/>
                 <w:szCs w:val="17"/>
               </w:rPr>
-              <w:t xml:space="preserve">Reportes por período, Pareto y costos</w:t>
+              <w:t xml:space="preserve">Reportes por período y Pareto</w:t>
             </w:r>
           </w:p>
         </w:tc>
